--- a/2022/Drafts/Compliance Documents/CF2R/2022-CF2R-MCH-23e-H-AirflowRate-AllZonesCallingOnly-WithCFVCS.docx
+++ b/2022/Drafts/Compliance Documents/CF2R/2022-CF2R-MCH-23e-H-AirflowRate-AllZonesCallingOnly-WithCFVCS.docx
@@ -1262,8 +1262,8 @@
         <w:tblLook w:val="0000" w:firstRow="0" w:lastRow="0" w:firstColumn="0" w:lastColumn="0" w:noHBand="0" w:noVBand="0"/>
       </w:tblPr>
       <w:tblGrid>
-        <w:gridCol w:w="474"/>
-        <w:gridCol w:w="5815"/>
+        <w:gridCol w:w="473"/>
+        <w:gridCol w:w="5816"/>
         <w:gridCol w:w="4501"/>
       </w:tblGrid>
       <w:tr>
@@ -3269,7 +3269,25 @@
                 <w:sz w:val="18"/>
                 <w:szCs w:val="18"/>
               </w:rPr>
-              <w:t>If fresh air duct is part of the HVAC system it was not closed during the diagnostic test.</w:t>
+              <w:t xml:space="preserve">If fresh air duct is part of the HVAC </w:t>
+            </w:r>
+            <w:proofErr w:type="gramStart"/>
+            <w:r>
+              <w:rPr>
+                <w:rFonts w:asciiTheme="minorHAnsi" w:hAnsiTheme="minorHAnsi"/>
+                <w:sz w:val="18"/>
+                <w:szCs w:val="18"/>
+              </w:rPr>
+              <w:t>system</w:t>
+            </w:r>
+            <w:proofErr w:type="gramEnd"/>
+            <w:r>
+              <w:rPr>
+                <w:rFonts w:asciiTheme="minorHAnsi" w:hAnsiTheme="minorHAnsi"/>
+                <w:sz w:val="18"/>
+                <w:szCs w:val="18"/>
+              </w:rPr>
+              <w:t xml:space="preserve"> it was not closed during the diagnostic test.</w:t>
             </w:r>
           </w:p>
         </w:tc>
@@ -3468,9 +3486,9 @@
       </w:tblPr>
       <w:tblGrid>
         <w:gridCol w:w="5215"/>
-        <w:gridCol w:w="267"/>
-        <w:gridCol w:w="2505"/>
-        <w:gridCol w:w="2781"/>
+        <w:gridCol w:w="265"/>
+        <w:gridCol w:w="2506"/>
+        <w:gridCol w:w="2782"/>
       </w:tblGrid>
       <w:tr>
         <w:trPr>
@@ -3879,7 +3897,21 @@
               <w:rPr>
                 <w:rFonts w:asciiTheme="minorHAnsi" w:hAnsiTheme="minorHAnsi" w:cstheme="minorBidi"/>
               </w:rPr>
-              <w:t>The constructed or installed features, materials, components or manufactured devices (the installation) identified on this certificate of installation conforms to all applicable codes and regulations and the installation conforms to the requirements given on the certificate of compliance, plans, and specifications approved by the enforcement agency.</w:t>
+              <w:t xml:space="preserve">The constructed or installed features, materials, </w:t>
+            </w:r>
+            <w:proofErr w:type="gramStart"/>
+            <w:r>
+              <w:rPr>
+                <w:rFonts w:asciiTheme="minorHAnsi" w:hAnsiTheme="minorHAnsi" w:cstheme="minorBidi"/>
+              </w:rPr>
+              <w:t>components</w:t>
+            </w:r>
+            <w:proofErr w:type="gramEnd"/>
+            <w:r>
+              <w:rPr>
+                <w:rFonts w:asciiTheme="minorHAnsi" w:hAnsiTheme="minorHAnsi" w:cstheme="minorBidi"/>
+              </w:rPr>
+              <w:t xml:space="preserve"> or manufactured devices (the installation) identified on this certificate of installation conforms to all applicable codes and regulations and the installation conforms to the requirements given on the certificate of compliance, plans, and specifications approved by the enforcement agency.</w:t>
             </w:r>
           </w:p>
           <w:p>
@@ -4100,7 +4132,21 @@
               <w:rPr>
                 <w:rFonts w:asciiTheme="minorHAnsi" w:hAnsiTheme="minorHAnsi"/>
               </w:rPr>
-              <w:t>Company Name:  (Installing Subcontractor or General Contractor or Builder/Owner)</w:t>
+              <w:t>Company Name</w:t>
+            </w:r>
+            <w:proofErr w:type="gramStart"/>
+            <w:r>
+              <w:rPr>
+                <w:rFonts w:asciiTheme="minorHAnsi" w:hAnsiTheme="minorHAnsi"/>
+              </w:rPr>
+              <w:t>:  (</w:t>
+            </w:r>
+            <w:proofErr w:type="gramEnd"/>
+            <w:r>
+              <w:rPr>
+                <w:rFonts w:asciiTheme="minorHAnsi" w:hAnsiTheme="minorHAnsi"/>
+              </w:rPr>
+              <w:t>Installing Subcontractor or General Contractor or Builder/Owner)</w:t>
             </w:r>
           </w:p>
         </w:tc>
@@ -5090,7 +5136,21 @@
         <w:rPr>
           <w:rFonts w:ascii="Calibri" w:hAnsi="Calibri"/>
         </w:rPr>
-        <w:t xml:space="preserve"> This field is filled out automatically. It is referenced from the CF2R-MCH-01, which must be completed prior to this document. If the number of indoor units connected to the outdoor unit is equal to one or the system is a packaged system then this field is equal to the nominal cooling capacity of the condenser. If the number of indoor units connected to the outdoor unit is greater than one this field is equal to the indoor unit nominal cooling capacity.</w:t>
+        <w:t xml:space="preserve"> This field is filled out automatically. It is referenced from the CF2R-MCH-01, which must be completed prior to this document. If the number of indoor units connected to the outdoor unit is equal to one or the system is a packaged </w:t>
+      </w:r>
+      <w:proofErr w:type="gramStart"/>
+      <w:r>
+        <w:rPr>
+          <w:rFonts w:ascii="Calibri" w:hAnsi="Calibri"/>
+        </w:rPr>
+        <w:t>system</w:t>
+      </w:r>
+      <w:proofErr w:type="gramEnd"/>
+      <w:r>
+        <w:rPr>
+          <w:rFonts w:ascii="Calibri" w:hAnsi="Calibri"/>
+        </w:rPr>
+        <w:t xml:space="preserve"> then this field is equal to the nominal cooling capacity of the condenser. If the number of indoor units connected to the outdoor unit is greater than one this field is equal to the indoor unit nominal cooling capacity.</w:t>
       </w:r>
     </w:p>
     <w:p>
@@ -5402,7 +5462,23 @@
           <w:rFonts w:ascii="Calibri" w:hAnsi="Calibri"/>
           <w:bCs/>
         </w:rPr>
-        <w:t>If an Hole Static Pressure Probe is installed then select “HSPP Installed”</w:t>
+        <w:t xml:space="preserve">If </w:t>
+      </w:r>
+      <w:proofErr w:type="gramStart"/>
+      <w:r>
+        <w:rPr>
+          <w:rFonts w:ascii="Calibri" w:hAnsi="Calibri"/>
+          <w:bCs/>
+        </w:rPr>
+        <w:t>an</w:t>
+      </w:r>
+      <w:proofErr w:type="gramEnd"/>
+      <w:r>
+        <w:rPr>
+          <w:rFonts w:ascii="Calibri" w:hAnsi="Calibri"/>
+          <w:bCs/>
+        </w:rPr>
+        <w:t xml:space="preserve"> Hole Static Pressure Probe is installed then select “HSPP Installed”</w:t>
       </w:r>
     </w:p>
     <w:p>
@@ -5421,7 +5497,23 @@
           <w:rFonts w:ascii="Calibri" w:hAnsi="Calibri"/>
           <w:bCs/>
         </w:rPr>
-        <w:t>If a Permanent Static Pressure Probe is installed then select “PSPP Installed”</w:t>
+        <w:t xml:space="preserve">If a Permanent Static Pressure Probe is </w:t>
+      </w:r>
+      <w:proofErr w:type="gramStart"/>
+      <w:r>
+        <w:rPr>
+          <w:rFonts w:ascii="Calibri" w:hAnsi="Calibri"/>
+          <w:bCs/>
+        </w:rPr>
+        <w:t>installed</w:t>
+      </w:r>
+      <w:proofErr w:type="gramEnd"/>
+      <w:r>
+        <w:rPr>
+          <w:rFonts w:ascii="Calibri" w:hAnsi="Calibri"/>
+          <w:bCs/>
+        </w:rPr>
+        <w:t xml:space="preserve"> then select “PSPP Installed”</w:t>
       </w:r>
     </w:p>
     <w:p>
@@ -6628,7 +6720,25 @@
                 <w:sz w:val="18"/>
                 <w:szCs w:val="18"/>
               </w:rPr>
-              <w:t>if the parent is a MCH-01B and a “yes” answer was given in B08 or B09, then A0</w:t>
+              <w:t xml:space="preserve">if the parent is </w:t>
+            </w:r>
+            <w:proofErr w:type="gramStart"/>
+            <w:r>
+              <w:rPr>
+                <w:rFonts w:asciiTheme="minorHAnsi" w:hAnsiTheme="minorHAnsi"/>
+                <w:sz w:val="18"/>
+                <w:szCs w:val="18"/>
+              </w:rPr>
+              <w:t>a</w:t>
+            </w:r>
+            <w:proofErr w:type="gramEnd"/>
+            <w:r>
+              <w:rPr>
+                <w:rFonts w:asciiTheme="minorHAnsi" w:hAnsiTheme="minorHAnsi"/>
+                <w:sz w:val="18"/>
+                <w:szCs w:val="18"/>
+              </w:rPr>
+              <w:t xml:space="preserve"> MCH-01B and a “yes” answer was given in B08 or B09, then A0</w:t>
             </w:r>
             <w:r>
               <w:rPr>
@@ -6939,7 +7049,25 @@
                 <w:sz w:val="16"/>
                 <w:szCs w:val="16"/>
               </w:rPr>
-              <w:t xml:space="preserve">then, result in this field = ‘N/A - Heating-only system’; </w:t>
+              <w:t>then, result in this field = ‘N/A - Heating-only system</w:t>
+            </w:r>
+            <w:proofErr w:type="gramStart"/>
+            <w:r>
+              <w:rPr>
+                <w:rFonts w:asciiTheme="minorHAnsi" w:hAnsiTheme="minorHAnsi"/>
+                <w:sz w:val="16"/>
+                <w:szCs w:val="16"/>
+              </w:rPr>
+              <w:t>’;</w:t>
+            </w:r>
+            <w:proofErr w:type="gramEnd"/>
+            <w:r>
+              <w:rPr>
+                <w:rFonts w:asciiTheme="minorHAnsi" w:hAnsiTheme="minorHAnsi"/>
+                <w:sz w:val="16"/>
+                <w:szCs w:val="16"/>
+              </w:rPr>
+              <w:t xml:space="preserve"> </w:t>
             </w:r>
           </w:p>
           <w:p>
@@ -7019,7 +7147,25 @@
                 <w:sz w:val="16"/>
                 <w:szCs w:val="16"/>
               </w:rPr>
-              <w:t>and the system type in MCH-01a fields D04 or D05 are one of the following three types: 1:[VCHP-Ducted], 2:[VCHP-Ductless], 3:[</w:t>
+              <w:t xml:space="preserve">and the system type in MCH-01a fields D04 or D05 are one of the following three types: </w:t>
+            </w:r>
+            <w:proofErr w:type="gramStart"/>
+            <w:r>
+              <w:rPr>
+                <w:rFonts w:asciiTheme="minorHAnsi" w:hAnsiTheme="minorHAnsi"/>
+                <w:sz w:val="16"/>
+                <w:szCs w:val="16"/>
+              </w:rPr>
+              <w:t>1:[</w:t>
+            </w:r>
+            <w:proofErr w:type="gramEnd"/>
+            <w:r>
+              <w:rPr>
+                <w:rFonts w:asciiTheme="minorHAnsi" w:hAnsiTheme="minorHAnsi"/>
+                <w:sz w:val="16"/>
+                <w:szCs w:val="16"/>
+              </w:rPr>
+              <w:t>VCHP-Ducted], 2:[VCHP-Ductless], 3:[</w:t>
             </w:r>
             <w:proofErr w:type="spellStart"/>
             <w:r>
@@ -7216,7 +7362,25 @@
                 <w:sz w:val="16"/>
                 <w:szCs w:val="16"/>
               </w:rPr>
-              <w:t xml:space="preserve"> and the system type in MCH-01b fields C03 or C07 are one of the following three types: 1:[VCHP-Ducted], 2:[VCHP-Ductless], 3:[</w:t>
+              <w:t xml:space="preserve"> and the system type in MCH-01b fields C03 or C07 are one of the following three types: </w:t>
+            </w:r>
+            <w:proofErr w:type="gramStart"/>
+            <w:r>
+              <w:rPr>
+                <w:rFonts w:asciiTheme="minorHAnsi" w:hAnsiTheme="minorHAnsi"/>
+                <w:sz w:val="16"/>
+                <w:szCs w:val="16"/>
+              </w:rPr>
+              <w:t>1:[</w:t>
+            </w:r>
+            <w:proofErr w:type="gramEnd"/>
+            <w:r>
+              <w:rPr>
+                <w:rFonts w:asciiTheme="minorHAnsi" w:hAnsiTheme="minorHAnsi"/>
+                <w:sz w:val="16"/>
+                <w:szCs w:val="16"/>
+              </w:rPr>
+              <w:t>VCHP-Ducted], 2:[VCHP-Ductless], 3:[</w:t>
             </w:r>
             <w:proofErr w:type="spellStart"/>
             <w:r>
@@ -7415,7 +7579,25 @@
                 <w:sz w:val="16"/>
                 <w:szCs w:val="16"/>
               </w:rPr>
-              <w:t xml:space="preserve"> and the system type in MCH-01c fields C04 or C05 are one of the following three types: 1:[VCHP-Ducted], 2:[VCHP-Ductless], 3:[</w:t>
+              <w:t xml:space="preserve"> and the system type in MCH-01c fields C04 or C05 are one of the following three types: </w:t>
+            </w:r>
+            <w:proofErr w:type="gramStart"/>
+            <w:r>
+              <w:rPr>
+                <w:rFonts w:asciiTheme="minorHAnsi" w:hAnsiTheme="minorHAnsi"/>
+                <w:sz w:val="16"/>
+                <w:szCs w:val="16"/>
+              </w:rPr>
+              <w:t>1:[</w:t>
+            </w:r>
+            <w:proofErr w:type="gramEnd"/>
+            <w:r>
+              <w:rPr>
+                <w:rFonts w:asciiTheme="minorHAnsi" w:hAnsiTheme="minorHAnsi"/>
+                <w:sz w:val="16"/>
+                <w:szCs w:val="16"/>
+              </w:rPr>
+              <w:t>VCHP-Ducted], 2:[VCHP-Ductless], 3:[</w:t>
             </w:r>
             <w:proofErr w:type="spellStart"/>
             <w:r>
@@ -7611,7 +7793,25 @@
                 <w:sz w:val="16"/>
                 <w:szCs w:val="16"/>
               </w:rPr>
-              <w:t>, and the system type in MCH-01d fields D04 or D05 are one of the following three types: 1:[VCHP-Ducted], 2:[VCHP-Ductless], 3:[</w:t>
+              <w:t xml:space="preserve">, and the system type in MCH-01d fields D04 or D05 are one of the following three types: </w:t>
+            </w:r>
+            <w:proofErr w:type="gramStart"/>
+            <w:r>
+              <w:rPr>
+                <w:rFonts w:asciiTheme="minorHAnsi" w:hAnsiTheme="minorHAnsi"/>
+                <w:sz w:val="16"/>
+                <w:szCs w:val="16"/>
+              </w:rPr>
+              <w:t>1:[</w:t>
+            </w:r>
+            <w:proofErr w:type="gramEnd"/>
+            <w:r>
+              <w:rPr>
+                <w:rFonts w:asciiTheme="minorHAnsi" w:hAnsiTheme="minorHAnsi"/>
+                <w:sz w:val="16"/>
+                <w:szCs w:val="16"/>
+              </w:rPr>
+              <w:t>VCHP-Ducted], 2:[VCHP-Ductless], 3:[</w:t>
             </w:r>
             <w:proofErr w:type="spellStart"/>
             <w:r>
@@ -7906,8 +8106,18 @@
                 <w:sz w:val="18"/>
                 <w:szCs w:val="18"/>
               </w:rPr>
-              <w:t xml:space="preserve"> then display text result= n/a - Heating-only system;</w:t>
-            </w:r>
+              <w:t xml:space="preserve"> then display text result= n/a - Heating-only </w:t>
+            </w:r>
+            <w:proofErr w:type="gramStart"/>
+            <w:r>
+              <w:rPr>
+                <w:rFonts w:asciiTheme="minorHAnsi" w:hAnsiTheme="minorHAnsi"/>
+                <w:sz w:val="18"/>
+                <w:szCs w:val="18"/>
+              </w:rPr>
+              <w:t>system;</w:t>
+            </w:r>
+            <w:proofErr w:type="gramEnd"/>
           </w:p>
           <w:p>
             <w:pPr>
@@ -7918,6 +8128,7 @@
               </w:rPr>
             </w:pPr>
             <w:proofErr w:type="spellStart"/>
+            <w:proofErr w:type="gramStart"/>
             <w:r>
               <w:rPr>
                 <w:rFonts w:asciiTheme="minorHAnsi" w:hAnsiTheme="minorHAnsi"/>
@@ -7933,25 +8144,44 @@
                 <w:sz w:val="18"/>
                 <w:szCs w:val="18"/>
               </w:rPr>
-              <w:t xml:space="preserve">  the condenser speed type is not  given on the MCH-01,</w:t>
-            </w:r>
-          </w:p>
-          <w:p>
-            <w:pPr>
-              <w:rPr>
-                <w:rFonts w:asciiTheme="minorHAnsi" w:hAnsiTheme="minorHAnsi"/>
-                <w:sz w:val="18"/>
-                <w:szCs w:val="18"/>
-              </w:rPr>
-            </w:pPr>
-            <w:r>
-              <w:rPr>
-                <w:rFonts w:asciiTheme="minorHAnsi" w:hAnsiTheme="minorHAnsi"/>
-                <w:sz w:val="18"/>
-                <w:szCs w:val="18"/>
-              </w:rPr>
-              <w:t>then display text n/a –Condenser Speed requirements do not apply;</w:t>
-            </w:r>
+              <w:t xml:space="preserve">  the</w:t>
+            </w:r>
+            <w:proofErr w:type="gramEnd"/>
+            <w:r>
+              <w:rPr>
+                <w:rFonts w:asciiTheme="minorHAnsi" w:hAnsiTheme="minorHAnsi"/>
+                <w:sz w:val="18"/>
+                <w:szCs w:val="18"/>
+              </w:rPr>
+              <w:t xml:space="preserve"> condenser speed type is not  given on the MCH-01,</w:t>
+            </w:r>
+          </w:p>
+          <w:p>
+            <w:pPr>
+              <w:rPr>
+                <w:rFonts w:asciiTheme="minorHAnsi" w:hAnsiTheme="minorHAnsi"/>
+                <w:sz w:val="18"/>
+                <w:szCs w:val="18"/>
+              </w:rPr>
+            </w:pPr>
+            <w:r>
+              <w:rPr>
+                <w:rFonts w:asciiTheme="minorHAnsi" w:hAnsiTheme="minorHAnsi"/>
+                <w:sz w:val="18"/>
+                <w:szCs w:val="18"/>
+              </w:rPr>
+              <w:t xml:space="preserve">then display text n/a –Condenser Speed requirements do not </w:t>
+            </w:r>
+            <w:proofErr w:type="gramStart"/>
+            <w:r>
+              <w:rPr>
+                <w:rFonts w:asciiTheme="minorHAnsi" w:hAnsiTheme="minorHAnsi"/>
+                <w:sz w:val="18"/>
+                <w:szCs w:val="18"/>
+              </w:rPr>
+              <w:t>apply;</w:t>
+            </w:r>
+            <w:proofErr w:type="gramEnd"/>
           </w:p>
           <w:p>
             <w:pPr>
@@ -7962,6 +8192,7 @@
               </w:rPr>
             </w:pPr>
             <w:proofErr w:type="spellStart"/>
+            <w:proofErr w:type="gramStart"/>
             <w:r>
               <w:rPr>
                 <w:rFonts w:asciiTheme="minorHAnsi" w:hAnsiTheme="minorHAnsi"/>
@@ -7977,7 +8208,16 @@
                 <w:sz w:val="18"/>
                 <w:szCs w:val="18"/>
               </w:rPr>
-              <w:t xml:space="preserve">  the condenser speed type is given on the MCH-01,</w:t>
+              <w:t xml:space="preserve">  the</w:t>
+            </w:r>
+            <w:proofErr w:type="gramEnd"/>
+            <w:r>
+              <w:rPr>
+                <w:rFonts w:asciiTheme="minorHAnsi" w:hAnsiTheme="minorHAnsi"/>
+                <w:sz w:val="18"/>
+                <w:szCs w:val="18"/>
+              </w:rPr>
+              <w:t xml:space="preserve"> condenser speed type is given on the MCH-01,</w:t>
             </w:r>
           </w:p>
           <w:p>
@@ -8136,6 +8376,7 @@
               <w:t xml:space="preserve">&lt;&lt;calculated </w:t>
             </w:r>
             <w:proofErr w:type="spellStart"/>
+            <w:proofErr w:type="gramStart"/>
             <w:r>
               <w:rPr>
                 <w:rFonts w:asciiTheme="minorHAnsi" w:hAnsiTheme="minorHAnsi"/>
@@ -8145,6 +8386,7 @@
               <w:t>field:If</w:t>
             </w:r>
             <w:proofErr w:type="spellEnd"/>
+            <w:proofErr w:type="gramEnd"/>
             <w:r>
               <w:rPr>
                 <w:rFonts w:asciiTheme="minorHAnsi" w:hAnsiTheme="minorHAnsi"/>
@@ -8203,8 +8445,18 @@
                 <w:sz w:val="18"/>
                 <w:szCs w:val="18"/>
               </w:rPr>
-              <w:t>then display text:  n/a –Cooling System Zonal Control requirements do not apply;</w:t>
-            </w:r>
+              <w:t xml:space="preserve">then display text:  n/a –Cooling System Zonal Control requirements do not </w:t>
+            </w:r>
+            <w:proofErr w:type="gramStart"/>
+            <w:r>
+              <w:rPr>
+                <w:rFonts w:asciiTheme="minorHAnsi" w:hAnsiTheme="minorHAnsi"/>
+                <w:sz w:val="18"/>
+                <w:szCs w:val="18"/>
+              </w:rPr>
+              <w:t>apply;</w:t>
+            </w:r>
+            <w:proofErr w:type="gramEnd"/>
           </w:p>
           <w:p>
             <w:pPr>
@@ -8215,6 +8467,7 @@
               </w:rPr>
             </w:pPr>
             <w:proofErr w:type="spellStart"/>
+            <w:proofErr w:type="gramStart"/>
             <w:r>
               <w:rPr>
                 <w:rFonts w:asciiTheme="minorHAnsi" w:hAnsiTheme="minorHAnsi"/>
@@ -8230,7 +8483,16 @@
                 <w:sz w:val="18"/>
                 <w:szCs w:val="18"/>
               </w:rPr>
-              <w:t xml:space="preserve">  the Cooling System Zonal Control Type is given on the MCH-01,</w:t>
+              <w:t xml:space="preserve">  the</w:t>
+            </w:r>
+            <w:proofErr w:type="gramEnd"/>
+            <w:r>
+              <w:rPr>
+                <w:rFonts w:asciiTheme="minorHAnsi" w:hAnsiTheme="minorHAnsi"/>
+                <w:sz w:val="18"/>
+                <w:szCs w:val="18"/>
+              </w:rPr>
+              <w:t xml:space="preserve"> Cooling System Zonal Control Type is given on the MCH-01,</w:t>
             </w:r>
           </w:p>
           <w:p>
@@ -8395,7 +8657,25 @@
                 <w:sz w:val="18"/>
                 <w:szCs w:val="18"/>
               </w:rPr>
-              <w:t xml:space="preserve">reference value from MCH-01; </w:t>
+              <w:t>reference value from MCH-</w:t>
+            </w:r>
+            <w:proofErr w:type="gramStart"/>
+            <w:r>
+              <w:rPr>
+                <w:rFonts w:asciiTheme="minorHAnsi" w:hAnsiTheme="minorHAnsi"/>
+                <w:sz w:val="18"/>
+                <w:szCs w:val="18"/>
+              </w:rPr>
+              <w:t>01;</w:t>
+            </w:r>
+            <w:proofErr w:type="gramEnd"/>
+            <w:r>
+              <w:rPr>
+                <w:rFonts w:asciiTheme="minorHAnsi" w:hAnsiTheme="minorHAnsi"/>
+                <w:sz w:val="18"/>
+                <w:szCs w:val="18"/>
+              </w:rPr>
+              <w:t xml:space="preserve"> </w:t>
             </w:r>
           </w:p>
           <w:p>
@@ -8550,25 +8830,45 @@
                 <w:sz w:val="18"/>
                 <w:szCs w:val="18"/>
               </w:rPr>
-              <w:t>If parent is MCH-01b, MCH-01c, MCH-01d then value=N/A;</w:t>
-            </w:r>
-          </w:p>
-          <w:p>
-            <w:pPr>
-              <w:rPr>
-                <w:rFonts w:asciiTheme="minorHAnsi" w:hAnsiTheme="minorHAnsi"/>
-                <w:sz w:val="18"/>
-                <w:szCs w:val="18"/>
-              </w:rPr>
-            </w:pPr>
-            <w:r>
-              <w:rPr>
-                <w:rFonts w:asciiTheme="minorHAnsi" w:hAnsiTheme="minorHAnsi"/>
-                <w:sz w:val="18"/>
-                <w:szCs w:val="18"/>
-              </w:rPr>
-              <w:t>elseif parent is MCH-01a, reference value from MCH-01a section J10;</w:t>
-            </w:r>
+              <w:t>If parent is MCH-01b, MCH-01c, MCH-01d then value=N/</w:t>
+            </w:r>
+            <w:proofErr w:type="gramStart"/>
+            <w:r>
+              <w:rPr>
+                <w:rFonts w:asciiTheme="minorHAnsi" w:hAnsiTheme="minorHAnsi"/>
+                <w:sz w:val="18"/>
+                <w:szCs w:val="18"/>
+              </w:rPr>
+              <w:t>A;</w:t>
+            </w:r>
+            <w:proofErr w:type="gramEnd"/>
+          </w:p>
+          <w:p>
+            <w:pPr>
+              <w:rPr>
+                <w:rFonts w:asciiTheme="minorHAnsi" w:hAnsiTheme="minorHAnsi"/>
+                <w:sz w:val="18"/>
+                <w:szCs w:val="18"/>
+              </w:rPr>
+            </w:pPr>
+            <w:r>
+              <w:rPr>
+                <w:rFonts w:asciiTheme="minorHAnsi" w:hAnsiTheme="minorHAnsi"/>
+                <w:sz w:val="18"/>
+                <w:szCs w:val="18"/>
+              </w:rPr>
+              <w:t xml:space="preserve">elseif parent is MCH-01a, reference value from MCH-01a section </w:t>
+            </w:r>
+            <w:proofErr w:type="gramStart"/>
+            <w:r>
+              <w:rPr>
+                <w:rFonts w:asciiTheme="minorHAnsi" w:hAnsiTheme="minorHAnsi"/>
+                <w:sz w:val="18"/>
+                <w:szCs w:val="18"/>
+              </w:rPr>
+              <w:t>J10;</w:t>
+            </w:r>
+            <w:proofErr w:type="gramEnd"/>
           </w:p>
           <w:p>
             <w:pPr>
@@ -8768,8 +9068,18 @@
                 <w:sz w:val="18"/>
                 <w:szCs w:val="18"/>
               </w:rPr>
-              <w:t>If A04=(</w:t>
-            </w:r>
+              <w:t>If A04</w:t>
+            </w:r>
+            <w:proofErr w:type="gramStart"/>
+            <w:r>
+              <w:rPr>
+                <w:rFonts w:asciiTheme="minorHAnsi" w:hAnsiTheme="minorHAnsi"/>
+                <w:sz w:val="18"/>
+                <w:szCs w:val="18"/>
+              </w:rPr>
+              <w:t>=(</w:t>
+            </w:r>
+            <w:proofErr w:type="gramEnd"/>
             <w:r>
               <w:rPr>
                 <w:rFonts w:asciiTheme="minorHAnsi" w:hAnsiTheme="minorHAnsi"/>
@@ -9304,7 +9614,25 @@
                 <w:sz w:val="18"/>
                 <w:szCs w:val="18"/>
               </w:rPr>
-              <w:t xml:space="preserve">&lt;&lt;user select one of the options from list: </w:t>
+              <w:t>&lt;&lt;</w:t>
+            </w:r>
+            <w:proofErr w:type="gramStart"/>
+            <w:r>
+              <w:rPr>
+                <w:rFonts w:asciiTheme="minorHAnsi" w:hAnsiTheme="minorHAnsi"/>
+                <w:sz w:val="18"/>
+                <w:szCs w:val="18"/>
+              </w:rPr>
+              <w:t>user</w:t>
+            </w:r>
+            <w:proofErr w:type="gramEnd"/>
+            <w:r>
+              <w:rPr>
+                <w:rFonts w:asciiTheme="minorHAnsi" w:hAnsiTheme="minorHAnsi"/>
+                <w:sz w:val="18"/>
+                <w:szCs w:val="18"/>
+              </w:rPr>
+              <w:t xml:space="preserve"> select one of the options from list: </w:t>
             </w:r>
           </w:p>
           <w:p>
@@ -9344,7 +9672,25 @@
                 <w:sz w:val="18"/>
                 <w:szCs w:val="18"/>
               </w:rPr>
-              <w:t xml:space="preserve"> and labeled consistent with Figure RA3.3-1; </w:t>
+              <w:t xml:space="preserve"> and labeled consistent with Figure RA3.3-</w:t>
+            </w:r>
+            <w:proofErr w:type="gramStart"/>
+            <w:r>
+              <w:rPr>
+                <w:rFonts w:asciiTheme="minorHAnsi" w:hAnsiTheme="minorHAnsi"/>
+                <w:sz w:val="18"/>
+                <w:szCs w:val="18"/>
+              </w:rPr>
+              <w:t>1;</w:t>
+            </w:r>
+            <w:proofErr w:type="gramEnd"/>
+            <w:r>
+              <w:rPr>
+                <w:rFonts w:asciiTheme="minorHAnsi" w:hAnsiTheme="minorHAnsi"/>
+                <w:sz w:val="18"/>
+                <w:szCs w:val="18"/>
+              </w:rPr>
+              <w:t xml:space="preserve"> </w:t>
             </w:r>
           </w:p>
           <w:p>
@@ -9503,7 +9849,25 @@
                 <w:sz w:val="18"/>
                 <w:szCs w:val="18"/>
               </w:rPr>
-              <w:t xml:space="preserve">** HSPP/PSPP  are </w:t>
+              <w:t>** HSPP/</w:t>
+            </w:r>
+            <w:proofErr w:type="gramStart"/>
+            <w:r>
+              <w:rPr>
+                <w:rFonts w:asciiTheme="minorHAnsi" w:hAnsiTheme="minorHAnsi"/>
+                <w:sz w:val="18"/>
+                <w:szCs w:val="18"/>
+              </w:rPr>
+              <w:t>PSPP  are</w:t>
+            </w:r>
+            <w:proofErr w:type="gramEnd"/>
+            <w:r>
+              <w:rPr>
+                <w:rFonts w:asciiTheme="minorHAnsi" w:hAnsiTheme="minorHAnsi"/>
+                <w:sz w:val="18"/>
+                <w:szCs w:val="18"/>
+              </w:rPr>
+              <w:t xml:space="preserve"> </w:t>
             </w:r>
             <w:r>
               <w:rPr>
@@ -9742,7 +10106,25 @@
                 <w:sz w:val="18"/>
                 <w:szCs w:val="18"/>
               </w:rPr>
-              <w:t xml:space="preserve">&lt;&lt; user select one from list: </w:t>
+              <w:t xml:space="preserve">&lt;&lt; </w:t>
+            </w:r>
+            <w:proofErr w:type="gramStart"/>
+            <w:r>
+              <w:rPr>
+                <w:rFonts w:asciiTheme="minorHAnsi" w:hAnsiTheme="minorHAnsi"/>
+                <w:sz w:val="18"/>
+                <w:szCs w:val="18"/>
+              </w:rPr>
+              <w:t>user</w:t>
+            </w:r>
+            <w:proofErr w:type="gramEnd"/>
+            <w:r>
+              <w:rPr>
+                <w:rFonts w:asciiTheme="minorHAnsi" w:hAnsiTheme="minorHAnsi"/>
+                <w:sz w:val="18"/>
+                <w:szCs w:val="18"/>
+              </w:rPr>
+              <w:t xml:space="preserve"> select one from list: </w:t>
             </w:r>
           </w:p>
           <w:p>
@@ -9949,7 +10331,25 @@
                 <w:sz w:val="18"/>
                 <w:szCs w:val="18"/>
               </w:rPr>
-              <w:t>&lt;&lt;user entry : text (or consider referencing from a data registry user profile)&gt;&gt;</w:t>
+              <w:t xml:space="preserve">&lt;&lt;user </w:t>
+            </w:r>
+            <w:proofErr w:type="gramStart"/>
+            <w:r>
+              <w:rPr>
+                <w:rFonts w:asciiTheme="minorHAnsi" w:hAnsiTheme="minorHAnsi"/>
+                <w:sz w:val="18"/>
+                <w:szCs w:val="18"/>
+              </w:rPr>
+              <w:t>entry :</w:t>
+            </w:r>
+            <w:proofErr w:type="gramEnd"/>
+            <w:r>
+              <w:rPr>
+                <w:rFonts w:asciiTheme="minorHAnsi" w:hAnsiTheme="minorHAnsi"/>
+                <w:sz w:val="18"/>
+                <w:szCs w:val="18"/>
+              </w:rPr>
+              <w:t xml:space="preserve"> text (or consider referencing from a data registry user profile)&gt;&gt;</w:t>
             </w:r>
           </w:p>
         </w:tc>
@@ -10107,7 +10507,25 @@
                 <w:sz w:val="18"/>
                 <w:szCs w:val="18"/>
               </w:rPr>
-              <w:t xml:space="preserve">&lt;&lt;user select from list:  </w:t>
+              <w:t>&lt;&lt;</w:t>
+            </w:r>
+            <w:proofErr w:type="gramStart"/>
+            <w:r>
+              <w:rPr>
+                <w:rFonts w:asciiTheme="minorHAnsi" w:hAnsiTheme="minorHAnsi"/>
+                <w:sz w:val="18"/>
+                <w:szCs w:val="18"/>
+              </w:rPr>
+              <w:t>user</w:t>
+            </w:r>
+            <w:proofErr w:type="gramEnd"/>
+            <w:r>
+              <w:rPr>
+                <w:rFonts w:asciiTheme="minorHAnsi" w:hAnsiTheme="minorHAnsi"/>
+                <w:sz w:val="18"/>
+                <w:szCs w:val="18"/>
+              </w:rPr>
+              <w:t xml:space="preserve"> select from list:  </w:t>
             </w:r>
           </w:p>
           <w:p>
@@ -10356,7 +10774,25 @@
                 <w:sz w:val="16"/>
                 <w:szCs w:val="16"/>
               </w:rPr>
-              <w:t xml:space="preserve"> = alteration Then Use variant MCH-23c</w:t>
+              <w:t xml:space="preserve"> = </w:t>
+            </w:r>
+            <w:proofErr w:type="gramStart"/>
+            <w:r>
+              <w:rPr>
+                <w:rFonts w:asciiTheme="minorHAnsi" w:hAnsiTheme="minorHAnsi"/>
+                <w:sz w:val="16"/>
+                <w:szCs w:val="16"/>
+              </w:rPr>
+              <w:t>alteration</w:t>
+            </w:r>
+            <w:proofErr w:type="gramEnd"/>
+            <w:r>
+              <w:rPr>
+                <w:rFonts w:asciiTheme="minorHAnsi" w:hAnsiTheme="minorHAnsi"/>
+                <w:sz w:val="16"/>
+                <w:szCs w:val="16"/>
+              </w:rPr>
+              <w:t xml:space="preserve"> Then Use variant MCH-23c</w:t>
             </w:r>
             <w:r>
               <w:rPr>
@@ -10459,8 +10895,18 @@
                 <w:sz w:val="16"/>
                 <w:szCs w:val="16"/>
               </w:rPr>
-              <w:t>=alteration</w:t>
-            </w:r>
+              <w:t>=</w:t>
+            </w:r>
+            <w:proofErr w:type="gramStart"/>
+            <w:r>
+              <w:rPr>
+                <w:rFonts w:asciiTheme="minorHAnsi" w:hAnsiTheme="minorHAnsi"/>
+                <w:sz w:val="16"/>
+                <w:szCs w:val="16"/>
+              </w:rPr>
+              <w:t>alteration</w:t>
+            </w:r>
+            <w:proofErr w:type="gramEnd"/>
             <w:r>
               <w:rPr>
                 <w:rFonts w:asciiTheme="minorHAnsi" w:hAnsiTheme="minorHAnsi"/>
@@ -10534,7 +10980,25 @@
                 <w:sz w:val="16"/>
                 <w:szCs w:val="16"/>
               </w:rPr>
-              <w:t xml:space="preserve"> Then use variant MCH-23</w:t>
+              <w:t xml:space="preserve"> </w:t>
+            </w:r>
+            <w:proofErr w:type="gramStart"/>
+            <w:r>
+              <w:rPr>
+                <w:rFonts w:asciiTheme="minorHAnsi" w:hAnsiTheme="minorHAnsi"/>
+                <w:sz w:val="16"/>
+                <w:szCs w:val="16"/>
+              </w:rPr>
+              <w:t>Then</w:t>
+            </w:r>
+            <w:proofErr w:type="gramEnd"/>
+            <w:r>
+              <w:rPr>
+                <w:rFonts w:asciiTheme="minorHAnsi" w:hAnsiTheme="minorHAnsi"/>
+                <w:sz w:val="16"/>
+                <w:szCs w:val="16"/>
+              </w:rPr>
+              <w:t xml:space="preserve"> use variant MCH-23</w:t>
             </w:r>
             <w:r>
               <w:rPr>
@@ -10569,8 +11033,18 @@
                 <w:sz w:val="16"/>
                 <w:szCs w:val="16"/>
               </w:rPr>
-              <w:t>Else use variant MCH-23a</w:t>
-            </w:r>
+              <w:t>Else use variant MCH-</w:t>
+            </w:r>
+            <w:proofErr w:type="gramStart"/>
+            <w:r>
+              <w:rPr>
+                <w:rFonts w:asciiTheme="minorHAnsi" w:hAnsiTheme="minorHAnsi"/>
+                <w:sz w:val="16"/>
+                <w:szCs w:val="16"/>
+              </w:rPr>
+              <w:t>23a</w:t>
+            </w:r>
+            <w:proofErr w:type="gramEnd"/>
           </w:p>
           <w:p>
             <w:pPr>
@@ -10639,7 +11113,16 @@
                 <w:sz w:val="16"/>
                 <w:szCs w:val="16"/>
               </w:rPr>
-              <w:t xml:space="preserve"> =  </w:t>
+              <w:t xml:space="preserve"> </w:t>
+            </w:r>
+            <w:proofErr w:type="gramStart"/>
+            <w:r>
+              <w:rPr>
+                <w:rFonts w:asciiTheme="minorHAnsi" w:hAnsiTheme="minorHAnsi"/>
+                <w:sz w:val="16"/>
+                <w:szCs w:val="16"/>
+              </w:rPr>
+              <w:t xml:space="preserve">=  </w:t>
             </w:r>
             <w:proofErr w:type="spellStart"/>
             <w:r>
@@ -10651,6 +11134,7 @@
               <w:t>ZonallyControlled</w:t>
             </w:r>
             <w:proofErr w:type="spellEnd"/>
+            <w:proofErr w:type="gramEnd"/>
             <w:r>
               <w:rPr>
                 <w:rFonts w:asciiTheme="minorHAnsi" w:hAnsiTheme="minorHAnsi"/>
@@ -10778,13 +11262,23 @@
               </w:rPr>
               <w:t xml:space="preserve">, </w:t>
             </w:r>
-            <w:r>
-              <w:rPr>
-                <w:rFonts w:asciiTheme="minorHAnsi" w:hAnsiTheme="minorHAnsi"/>
-                <w:sz w:val="16"/>
-                <w:szCs w:val="16"/>
-              </w:rPr>
-              <w:t>Then use variant MCH-23</w:t>
+            <w:proofErr w:type="gramStart"/>
+            <w:r>
+              <w:rPr>
+                <w:rFonts w:asciiTheme="minorHAnsi" w:hAnsiTheme="minorHAnsi"/>
+                <w:sz w:val="16"/>
+                <w:szCs w:val="16"/>
+              </w:rPr>
+              <w:t>Then</w:t>
+            </w:r>
+            <w:proofErr w:type="gramEnd"/>
+            <w:r>
+              <w:rPr>
+                <w:rFonts w:asciiTheme="minorHAnsi" w:hAnsiTheme="minorHAnsi"/>
+                <w:sz w:val="16"/>
+                <w:szCs w:val="16"/>
+              </w:rPr>
+              <w:t xml:space="preserve"> use variant MCH-23</w:t>
             </w:r>
             <w:r>
               <w:rPr>
@@ -10811,7 +11305,16 @@
                 <w:sz w:val="16"/>
                 <w:szCs w:val="16"/>
               </w:rPr>
-              <w:t>Else use variant MCH-23b</w:t>
+              <w:t>Else use variant MCH-</w:t>
+            </w:r>
+            <w:proofErr w:type="gramStart"/>
+            <w:r>
+              <w:rPr>
+                <w:rFonts w:asciiTheme="minorHAnsi" w:hAnsiTheme="minorHAnsi"/>
+                <w:sz w:val="16"/>
+                <w:szCs w:val="16"/>
+              </w:rPr>
+              <w:t>23b</w:t>
             </w:r>
             <w:r>
               <w:rPr>
@@ -10821,6 +11324,7 @@
               </w:rPr>
               <w:t>;</w:t>
             </w:r>
+            <w:proofErr w:type="gramEnd"/>
           </w:p>
           <w:p>
             <w:pPr>
@@ -10950,13 +11454,23 @@
               </w:rPr>
               <w:t xml:space="preserve">, </w:t>
             </w:r>
-            <w:r>
-              <w:rPr>
-                <w:rFonts w:asciiTheme="minorHAnsi" w:hAnsiTheme="minorHAnsi"/>
-                <w:sz w:val="16"/>
-                <w:szCs w:val="16"/>
-              </w:rPr>
-              <w:t>Then use variant MCH-23</w:t>
+            <w:proofErr w:type="gramStart"/>
+            <w:r>
+              <w:rPr>
+                <w:rFonts w:asciiTheme="minorHAnsi" w:hAnsiTheme="minorHAnsi"/>
+                <w:sz w:val="16"/>
+                <w:szCs w:val="16"/>
+              </w:rPr>
+              <w:t>Then</w:t>
+            </w:r>
+            <w:proofErr w:type="gramEnd"/>
+            <w:r>
+              <w:rPr>
+                <w:rFonts w:asciiTheme="minorHAnsi" w:hAnsiTheme="minorHAnsi"/>
+                <w:sz w:val="16"/>
+                <w:szCs w:val="16"/>
+              </w:rPr>
+              <w:t xml:space="preserve"> use variant MCH-23</w:t>
             </w:r>
             <w:r>
               <w:rPr>
@@ -10991,7 +11505,16 @@
                 <w:sz w:val="16"/>
                 <w:szCs w:val="16"/>
               </w:rPr>
-              <w:t>Else use variant MCH-23a</w:t>
+              <w:t>Else use variant MCH-</w:t>
+            </w:r>
+            <w:proofErr w:type="gramStart"/>
+            <w:r>
+              <w:rPr>
+                <w:rFonts w:asciiTheme="minorHAnsi" w:hAnsiTheme="minorHAnsi"/>
+                <w:sz w:val="16"/>
+                <w:szCs w:val="16"/>
+              </w:rPr>
+              <w:t>23a</w:t>
             </w:r>
             <w:r>
               <w:rPr>
@@ -11001,6 +11524,7 @@
               </w:rPr>
               <w:t>;</w:t>
             </w:r>
+            <w:proofErr w:type="gramEnd"/>
           </w:p>
           <w:p>
             <w:pPr>
@@ -11093,13 +11617,23 @@
               </w:rPr>
               <w:t xml:space="preserve">If cooling system type on MCH-01 = No Cooling </w:t>
             </w:r>
-            <w:r>
-              <w:rPr>
-                <w:rFonts w:asciiTheme="minorHAnsi" w:hAnsiTheme="minorHAnsi"/>
-                <w:sz w:val="16"/>
-                <w:szCs w:val="16"/>
-              </w:rPr>
-              <w:t xml:space="preserve">And </w:t>
+            <w:proofErr w:type="gramStart"/>
+            <w:r>
+              <w:rPr>
+                <w:rFonts w:asciiTheme="minorHAnsi" w:hAnsiTheme="minorHAnsi"/>
+                <w:sz w:val="16"/>
+                <w:szCs w:val="16"/>
+              </w:rPr>
+              <w:t>And</w:t>
+            </w:r>
+            <w:proofErr w:type="gramEnd"/>
+            <w:r>
+              <w:rPr>
+                <w:rFonts w:asciiTheme="minorHAnsi" w:hAnsiTheme="minorHAnsi"/>
+                <w:sz w:val="16"/>
+                <w:szCs w:val="16"/>
+              </w:rPr>
+              <w:t xml:space="preserve"> </w:t>
             </w:r>
             <w:r>
               <w:rPr>
@@ -11192,6 +11726,7 @@
                 <w:szCs w:val="16"/>
               </w:rPr>
             </w:pPr>
+            <w:proofErr w:type="gramStart"/>
             <w:r>
               <w:rPr>
                 <w:rFonts w:asciiTheme="minorHAnsi" w:hAnsiTheme="minorHAnsi"/>
@@ -11206,7 +11741,16 @@
                 <w:sz w:val="16"/>
                 <w:szCs w:val="16"/>
               </w:rPr>
-              <w:t>if  A0</w:t>
+              <w:t>if  A</w:t>
+            </w:r>
+            <w:proofErr w:type="gramEnd"/>
+            <w:r>
+              <w:rPr>
+                <w:rFonts w:asciiTheme="minorHAnsi" w:hAnsiTheme="minorHAnsi"/>
+                <w:sz w:val="16"/>
+                <w:szCs w:val="16"/>
+              </w:rPr>
+              <w:t>0</w:t>
             </w:r>
             <w:r>
               <w:rPr>
@@ -11291,13 +11835,23 @@
               </w:rPr>
               <w:t xml:space="preserve">, </w:t>
             </w:r>
-            <w:r>
-              <w:rPr>
-                <w:rFonts w:asciiTheme="minorHAnsi" w:hAnsiTheme="minorHAnsi"/>
-                <w:sz w:val="16"/>
-                <w:szCs w:val="16"/>
-              </w:rPr>
-              <w:t>Then use variant MCH-23</w:t>
+            <w:proofErr w:type="gramStart"/>
+            <w:r>
+              <w:rPr>
+                <w:rFonts w:asciiTheme="minorHAnsi" w:hAnsiTheme="minorHAnsi"/>
+                <w:sz w:val="16"/>
+                <w:szCs w:val="16"/>
+              </w:rPr>
+              <w:t>Then</w:t>
+            </w:r>
+            <w:proofErr w:type="gramEnd"/>
+            <w:r>
+              <w:rPr>
+                <w:rFonts w:asciiTheme="minorHAnsi" w:hAnsiTheme="minorHAnsi"/>
+                <w:sz w:val="16"/>
+                <w:szCs w:val="16"/>
+              </w:rPr>
+              <w:t xml:space="preserve"> use variant MCH-23</w:t>
             </w:r>
             <w:r>
               <w:rPr>
@@ -11340,7 +11894,16 @@
                 <w:sz w:val="16"/>
                 <w:szCs w:val="16"/>
               </w:rPr>
-              <w:t xml:space="preserve"> use variant MCH-23a</w:t>
+              <w:t xml:space="preserve"> use variant MCH-</w:t>
+            </w:r>
+            <w:proofErr w:type="gramStart"/>
+            <w:r>
+              <w:rPr>
+                <w:rFonts w:asciiTheme="minorHAnsi" w:hAnsiTheme="minorHAnsi"/>
+                <w:sz w:val="16"/>
+                <w:szCs w:val="16"/>
+              </w:rPr>
+              <w:t>23a</w:t>
             </w:r>
             <w:r>
               <w:rPr>
@@ -11350,6 +11913,7 @@
               </w:rPr>
               <w:t>;</w:t>
             </w:r>
+            <w:proofErr w:type="gramEnd"/>
           </w:p>
           <w:p>
             <w:pPr>
@@ -11467,13 +12031,23 @@
               </w:rPr>
               <w:t xml:space="preserve">If cooling system type on MCH-01 = No Cooling </w:t>
             </w:r>
+            <w:proofErr w:type="gramStart"/>
             <w:r>
               <w:rPr>
                 <w:rFonts w:ascii="Calibri" w:hAnsi="Calibri"/>
                 <w:sz w:val="16"/>
                 <w:szCs w:val="16"/>
               </w:rPr>
-              <w:t xml:space="preserve">And </w:t>
+              <w:t>And</w:t>
+            </w:r>
+            <w:proofErr w:type="gramEnd"/>
+            <w:r>
+              <w:rPr>
+                <w:rFonts w:ascii="Calibri" w:hAnsi="Calibri"/>
+                <w:sz w:val="16"/>
+                <w:szCs w:val="16"/>
+              </w:rPr>
+              <w:t xml:space="preserve"> </w:t>
             </w:r>
             <w:r>
               <w:rPr>
@@ -12106,51 +12680,172 @@
                 <w:sz w:val="18"/>
                 <w:szCs w:val="18"/>
               </w:rPr>
-              <w:t xml:space="preserve"> = Alteration, then value = 300;</w:t>
-            </w:r>
-          </w:p>
-          <w:p>
-            <w:pPr>
-              <w:keepNext/>
-              <w:rPr>
-                <w:rFonts w:asciiTheme="minorHAnsi" w:hAnsiTheme="minorHAnsi"/>
-                <w:sz w:val="18"/>
-                <w:szCs w:val="18"/>
-              </w:rPr>
-            </w:pPr>
-          </w:p>
-          <w:p>
-            <w:pPr>
-              <w:keepNext/>
-              <w:rPr>
-                <w:rFonts w:asciiTheme="minorHAnsi" w:hAnsiTheme="minorHAnsi"/>
-                <w:sz w:val="18"/>
-                <w:szCs w:val="18"/>
-              </w:rPr>
-            </w:pPr>
-            <w:r>
-              <w:rPr>
-                <w:rFonts w:asciiTheme="minorHAnsi" w:hAnsiTheme="minorHAnsi"/>
-                <w:sz w:val="18"/>
-                <w:szCs w:val="18"/>
-              </w:rPr>
-              <w:t>Elseif parent is MCH-01a, and B1</w:t>
-            </w:r>
-            <w:r>
-              <w:rPr>
-                <w:rFonts w:asciiTheme="minorHAnsi" w:hAnsiTheme="minorHAnsi"/>
-                <w:sz w:val="18"/>
-                <w:szCs w:val="18"/>
-              </w:rPr>
-              <w:t>0</w:t>
-            </w:r>
-            <w:r>
-              <w:rPr>
-                <w:rFonts w:asciiTheme="minorHAnsi" w:hAnsiTheme="minorHAnsi"/>
-                <w:sz w:val="18"/>
-                <w:szCs w:val="18"/>
-              </w:rPr>
-              <w:t xml:space="preserve"> </w:t>
+              <w:t xml:space="preserve"> = Alteration, then value = </w:t>
+            </w:r>
+            <w:proofErr w:type="gramStart"/>
+            <w:r>
+              <w:rPr>
+                <w:rFonts w:asciiTheme="minorHAnsi" w:hAnsiTheme="minorHAnsi"/>
+                <w:sz w:val="18"/>
+                <w:szCs w:val="18"/>
+              </w:rPr>
+              <w:t>300;</w:t>
+            </w:r>
+            <w:proofErr w:type="gramEnd"/>
+          </w:p>
+          <w:p>
+            <w:pPr>
+              <w:keepNext/>
+              <w:rPr>
+                <w:rFonts w:asciiTheme="minorHAnsi" w:hAnsiTheme="minorHAnsi"/>
+                <w:sz w:val="18"/>
+                <w:szCs w:val="18"/>
+              </w:rPr>
+            </w:pPr>
+          </w:p>
+          <w:p>
+            <w:pPr>
+              <w:keepNext/>
+              <w:rPr>
+                <w:ins w:id="1" w:author="Alhabibi, Haider@Energy" w:date="2024-04-09T15:11:00Z"/>
+                <w:rFonts w:asciiTheme="minorHAnsi" w:hAnsiTheme="minorHAnsi"/>
+                <w:sz w:val="18"/>
+                <w:szCs w:val="18"/>
+              </w:rPr>
+            </w:pPr>
+            <w:r>
+              <w:rPr>
+                <w:rFonts w:asciiTheme="minorHAnsi" w:hAnsiTheme="minorHAnsi"/>
+                <w:sz w:val="18"/>
+                <w:szCs w:val="18"/>
+              </w:rPr>
+              <w:t>Elseif parent is MCH-01a</w:t>
+            </w:r>
+            <w:ins w:id="2" w:author="Alhabibi, Haider@Energy" w:date="2024-04-09T15:11:00Z">
+              <w:r>
+                <w:rPr>
+                  <w:rFonts w:asciiTheme="minorHAnsi" w:hAnsiTheme="minorHAnsi"/>
+                  <w:sz w:val="18"/>
+                  <w:szCs w:val="18"/>
+                </w:rPr>
+                <w:t xml:space="preserve"> only:</w:t>
+              </w:r>
+            </w:ins>
+          </w:p>
+          <w:p>
+            <w:pPr>
+              <w:keepNext/>
+              <w:rPr>
+                <w:rFonts w:asciiTheme="minorHAnsi" w:hAnsiTheme="minorHAnsi"/>
+                <w:sz w:val="18"/>
+                <w:szCs w:val="18"/>
+              </w:rPr>
+            </w:pPr>
+            <w:ins w:id="3" w:author="Alhabibi, Haider@Energy" w:date="2024-04-09T15:12:00Z">
+              <w:r>
+                <w:rPr>
+                  <w:rFonts w:asciiTheme="minorHAnsi" w:hAnsiTheme="minorHAnsi"/>
+                  <w:sz w:val="18"/>
+                  <w:szCs w:val="18"/>
+                </w:rPr>
+                <w:t>If (B10 ≠ NA and B10 ≠ D09)</w:t>
+              </w:r>
+            </w:ins>
+            <w:del w:id="4" w:author="Alhabibi, Haider@Energy" w:date="2024-04-09T15:11:00Z">
+              <w:r>
+                <w:rPr>
+                  <w:rFonts w:asciiTheme="minorHAnsi" w:hAnsiTheme="minorHAnsi"/>
+                  <w:sz w:val="18"/>
+                  <w:szCs w:val="18"/>
+                </w:rPr>
+                <w:delText>, and B1</w:delText>
+              </w:r>
+              <w:r>
+                <w:rPr>
+                  <w:rFonts w:asciiTheme="minorHAnsi" w:hAnsiTheme="minorHAnsi"/>
+                  <w:sz w:val="18"/>
+                  <w:szCs w:val="18"/>
+                </w:rPr>
+                <w:delText>0</w:delText>
+              </w:r>
+              <w:r>
+                <w:rPr>
+                  <w:rFonts w:asciiTheme="minorHAnsi" w:hAnsiTheme="minorHAnsi"/>
+                  <w:sz w:val="18"/>
+                  <w:szCs w:val="18"/>
+                </w:rPr>
+                <w:delText xml:space="preserve"> </w:delText>
+              </w:r>
+              <w:r>
+                <w:rPr>
+                  <w:rFonts w:asciiTheme="minorHAnsi" w:hAnsiTheme="minorHAnsi" w:cstheme="minorHAnsi"/>
+                  <w:sz w:val="18"/>
+                  <w:szCs w:val="18"/>
+                </w:rPr>
+                <w:delText>≠</w:delText>
+              </w:r>
+              <w:r>
+                <w:rPr>
+                  <w:rFonts w:asciiTheme="minorHAnsi" w:hAnsiTheme="minorHAnsi"/>
+                  <w:sz w:val="18"/>
+                  <w:szCs w:val="18"/>
+                </w:rPr>
+                <w:delText xml:space="preserve"> D09</w:delText>
+              </w:r>
+            </w:del>
+            <w:r>
+              <w:rPr>
+                <w:rFonts w:asciiTheme="minorHAnsi" w:hAnsiTheme="minorHAnsi"/>
+                <w:sz w:val="18"/>
+                <w:szCs w:val="18"/>
+              </w:rPr>
+              <w:t xml:space="preserve">, then value = </w:t>
+            </w:r>
+            <w:proofErr w:type="gramStart"/>
+            <w:r>
+              <w:rPr>
+                <w:rFonts w:asciiTheme="minorHAnsi" w:hAnsiTheme="minorHAnsi"/>
+                <w:sz w:val="18"/>
+                <w:szCs w:val="18"/>
+              </w:rPr>
+              <w:t>350;</w:t>
+            </w:r>
+            <w:proofErr w:type="gramEnd"/>
+          </w:p>
+          <w:p>
+            <w:pPr>
+              <w:keepNext/>
+              <w:rPr>
+                <w:rFonts w:asciiTheme="minorHAnsi" w:hAnsiTheme="minorHAnsi"/>
+                <w:sz w:val="18"/>
+                <w:szCs w:val="18"/>
+              </w:rPr>
+            </w:pPr>
+            <w:r>
+              <w:rPr>
+                <w:rFonts w:asciiTheme="minorHAnsi" w:hAnsiTheme="minorHAnsi"/>
+                <w:sz w:val="18"/>
+                <w:szCs w:val="18"/>
+              </w:rPr>
+              <w:t xml:space="preserve">Elseif </w:t>
+            </w:r>
+            <w:del w:id="5" w:author="Alhabibi, Haider@Energy" w:date="2024-04-09T15:12:00Z">
+              <w:r>
+                <w:rPr>
+                  <w:rFonts w:asciiTheme="minorHAnsi" w:hAnsiTheme="minorHAnsi"/>
+                  <w:sz w:val="18"/>
+                  <w:szCs w:val="18"/>
+                </w:rPr>
+                <w:delText xml:space="preserve">parent is MCH-01a, and </w:delText>
+              </w:r>
+            </w:del>
+            <w:r>
+              <w:rPr>
+                <w:rFonts w:asciiTheme="minorHAnsi" w:hAnsiTheme="minorHAnsi"/>
+                <w:sz w:val="18"/>
+                <w:szCs w:val="18"/>
+              </w:rPr>
+              <w:t xml:space="preserve">C08 </w:t>
             </w:r>
             <w:r>
               <w:rPr>
@@ -12166,52 +12861,111 @@
                 <w:sz w:val="18"/>
                 <w:szCs w:val="18"/>
               </w:rPr>
-              <w:t xml:space="preserve"> D09, then value = 350;</w:t>
-            </w:r>
-          </w:p>
-          <w:p>
-            <w:pPr>
-              <w:keepNext/>
-              <w:rPr>
-                <w:rFonts w:asciiTheme="minorHAnsi" w:hAnsiTheme="minorHAnsi"/>
-                <w:sz w:val="18"/>
-                <w:szCs w:val="18"/>
-              </w:rPr>
-            </w:pPr>
-          </w:p>
-          <w:p>
-            <w:pPr>
-              <w:keepNext/>
-              <w:rPr>
-                <w:rFonts w:asciiTheme="minorHAnsi" w:hAnsiTheme="minorHAnsi"/>
-                <w:sz w:val="18"/>
-                <w:szCs w:val="18"/>
-              </w:rPr>
-            </w:pPr>
-            <w:r>
-              <w:rPr>
-                <w:rFonts w:asciiTheme="minorHAnsi" w:hAnsiTheme="minorHAnsi"/>
-                <w:sz w:val="18"/>
-                <w:szCs w:val="18"/>
-              </w:rPr>
-              <w:t xml:space="preserve">Elseif parent is MCH-01a, and C08 </w:t>
-            </w:r>
-            <w:r>
-              <w:rPr>
-                <w:rFonts w:asciiTheme="minorHAnsi" w:hAnsiTheme="minorHAnsi" w:cstheme="minorHAnsi"/>
-                <w:sz w:val="18"/>
-                <w:szCs w:val="18"/>
-              </w:rPr>
-              <w:t>≠</w:t>
-            </w:r>
-            <w:r>
-              <w:rPr>
-                <w:rFonts w:asciiTheme="minorHAnsi" w:hAnsiTheme="minorHAnsi"/>
-                <w:sz w:val="18"/>
-                <w:szCs w:val="18"/>
-              </w:rPr>
-              <w:t xml:space="preserve"> NA, then reference value from MCH-01a C08;</w:t>
-            </w:r>
+              <w:t xml:space="preserve"> NA, then reference value from MCH-01a </w:t>
+            </w:r>
+            <w:proofErr w:type="gramStart"/>
+            <w:r>
+              <w:rPr>
+                <w:rFonts w:asciiTheme="minorHAnsi" w:hAnsiTheme="minorHAnsi"/>
+                <w:sz w:val="18"/>
+                <w:szCs w:val="18"/>
+              </w:rPr>
+              <w:t>C08;</w:t>
+            </w:r>
+            <w:proofErr w:type="gramEnd"/>
+          </w:p>
+          <w:p>
+            <w:pPr>
+              <w:keepNext/>
+              <w:rPr>
+                <w:rFonts w:asciiTheme="minorHAnsi" w:hAnsiTheme="minorHAnsi"/>
+                <w:sz w:val="18"/>
+                <w:szCs w:val="18"/>
+              </w:rPr>
+            </w:pPr>
+          </w:p>
+          <w:p>
+            <w:pPr>
+              <w:keepNext/>
+              <w:rPr>
+                <w:ins w:id="6" w:author="Alhabibi, Haider@Energy" w:date="2024-04-09T15:12:00Z"/>
+                <w:rFonts w:asciiTheme="minorHAnsi" w:hAnsiTheme="minorHAnsi"/>
+                <w:sz w:val="18"/>
+                <w:szCs w:val="18"/>
+              </w:rPr>
+            </w:pPr>
+            <w:ins w:id="7" w:author="Alhabibi, Haider@Energy" w:date="2024-04-09T15:12:00Z">
+              <w:r>
+                <w:rPr>
+                  <w:rFonts w:asciiTheme="minorHAnsi" w:hAnsiTheme="minorHAnsi"/>
+                  <w:sz w:val="18"/>
+                  <w:szCs w:val="18"/>
+                </w:rPr>
+                <w:t xml:space="preserve">Elseif parent is MCH-01d only: </w:t>
+              </w:r>
+            </w:ins>
+          </w:p>
+          <w:p>
+            <w:pPr>
+              <w:keepNext/>
+              <w:rPr>
+                <w:ins w:id="8" w:author="Alhabibi, Haider@Energy" w:date="2024-04-09T15:12:00Z"/>
+                <w:rFonts w:asciiTheme="minorHAnsi" w:hAnsiTheme="minorHAnsi"/>
+                <w:sz w:val="18"/>
+                <w:szCs w:val="18"/>
+              </w:rPr>
+            </w:pPr>
+            <w:ins w:id="9" w:author="Alhabibi, Haider@Energy" w:date="2024-04-09T15:12:00Z">
+              <w:r>
+                <w:rPr>
+                  <w:rFonts w:asciiTheme="minorHAnsi" w:hAnsiTheme="minorHAnsi"/>
+                  <w:sz w:val="18"/>
+                  <w:szCs w:val="18"/>
+                </w:rPr>
+                <w:t xml:space="preserve">If (B08 ≠ NA and B08 ≠ D09) then value = </w:t>
+              </w:r>
+              <w:proofErr w:type="gramStart"/>
+              <w:r>
+                <w:rPr>
+                  <w:rFonts w:asciiTheme="minorHAnsi" w:hAnsiTheme="minorHAnsi"/>
+                  <w:sz w:val="18"/>
+                  <w:szCs w:val="18"/>
+                </w:rPr>
+                <w:t>350;</w:t>
+              </w:r>
+              <w:proofErr w:type="gramEnd"/>
+            </w:ins>
+          </w:p>
+          <w:p>
+            <w:pPr>
+              <w:keepNext/>
+              <w:rPr>
+                <w:ins w:id="10" w:author="Alhabibi, Haider@Energy" w:date="2024-04-09T15:12:00Z"/>
+                <w:rFonts w:asciiTheme="minorHAnsi" w:hAnsiTheme="minorHAnsi"/>
+                <w:sz w:val="18"/>
+                <w:szCs w:val="18"/>
+              </w:rPr>
+            </w:pPr>
+            <w:ins w:id="11" w:author="Alhabibi, Haider@Energy" w:date="2024-04-09T15:12:00Z">
+              <w:r>
+                <w:rPr>
+                  <w:rFonts w:asciiTheme="minorHAnsi" w:hAnsiTheme="minorHAnsi"/>
+                  <w:sz w:val="18"/>
+                  <w:szCs w:val="18"/>
+                </w:rPr>
+                <w:t xml:space="preserve">Elseif C08 ≠ NA, then reference value from MCH-01d </w:t>
+              </w:r>
+              <w:proofErr w:type="gramStart"/>
+              <w:r>
+                <w:rPr>
+                  <w:rFonts w:asciiTheme="minorHAnsi" w:hAnsiTheme="minorHAnsi"/>
+                  <w:sz w:val="18"/>
+                  <w:szCs w:val="18"/>
+                </w:rPr>
+                <w:t>C08;</w:t>
+              </w:r>
+              <w:proofErr w:type="gramEnd"/>
+            </w:ins>
           </w:p>
           <w:p>
             <w:pPr>
@@ -12711,7 +13465,7 @@
             <w:pPr>
               <w:keepNext/>
               <w:rPr>
-                <w:ins w:id="1" w:author="Alhabibi, Haider@Energy" w:date="2023-11-02T11:40:00Z"/>
+                <w:ins w:id="12" w:author="Alhabibi, Haider@Energy" w:date="2023-11-02T11:40:00Z"/>
                 <w:rFonts w:asciiTheme="minorHAnsi" w:hAnsiTheme="minorHAnsi"/>
                 <w:sz w:val="18"/>
                 <w:szCs w:val="18"/>
@@ -12725,7 +13479,7 @@
               </w:rPr>
               <w:t xml:space="preserve"> </w:t>
             </w:r>
-            <w:ins w:id="2" w:author="Alhabibi, Haider@Energy" w:date="2023-11-02T11:40:00Z">
+            <w:ins w:id="13" w:author="Alhabibi, Haider@Energy" w:date="2023-11-02T11:40:00Z">
               <w:r>
                 <w:rPr>
                   <w:rFonts w:asciiTheme="minorHAnsi" w:hAnsiTheme="minorHAnsi"/>
@@ -12735,7 +13489,8 @@
                 <w:t xml:space="preserve">If parent document = CF2R-MCH-01b, then value = </w:t>
               </w:r>
             </w:ins>
-            <w:ins w:id="3" w:author="Alhabibi, Haider@Energy [2]" w:date="2023-11-03T10:57:00Z">
+            <w:proofErr w:type="gramStart"/>
+            <w:ins w:id="14" w:author="Alhabibi, Haider@Energy [2]" w:date="2023-11-03T10:57:00Z">
               <w:r>
                 <w:rPr>
                   <w:rFonts w:asciiTheme="minorHAnsi" w:hAnsiTheme="minorHAnsi"/>
@@ -12745,14 +13500,23 @@
                 <w:t>300</w:t>
               </w:r>
             </w:ins>
-            <w:ins w:id="4" w:author="Alhabibi, Haider@Energy" w:date="2023-11-02T11:40:00Z">
+            <w:ins w:id="15" w:author="Alhabibi, Haider@Energy" w:date="2023-11-02T11:40:00Z">
               <w:r>
                 <w:rPr>
                   <w:rFonts w:asciiTheme="minorHAnsi" w:hAnsiTheme="minorHAnsi"/>
                   <w:sz w:val="18"/>
                   <w:szCs w:val="18"/>
                 </w:rPr>
-                <w:t xml:space="preserve">; </w:t>
+                <w:t>;</w:t>
+              </w:r>
+              <w:proofErr w:type="gramEnd"/>
+              <w:r>
+                <w:rPr>
+                  <w:rFonts w:asciiTheme="minorHAnsi" w:hAnsiTheme="minorHAnsi"/>
+                  <w:sz w:val="18"/>
+                  <w:szCs w:val="18"/>
+                </w:rPr>
+                <w:t xml:space="preserve"> </w:t>
               </w:r>
             </w:ins>
           </w:p>
@@ -12765,7 +13529,7 @@
                 <w:szCs w:val="18"/>
               </w:rPr>
             </w:pPr>
-            <w:ins w:id="5" w:author="Alhabibi, Haider@Energy [2]" w:date="2023-11-03T10:57:00Z">
+            <w:ins w:id="16" w:author="Alhabibi, Haider@Energy [2]" w:date="2023-11-03T10:57:00Z">
               <w:r>
                 <w:rPr>
                   <w:rFonts w:asciiTheme="minorHAnsi" w:hAnsiTheme="minorHAnsi"/>
@@ -12775,7 +13539,7 @@
                 <w:t>e</w:t>
               </w:r>
             </w:ins>
-            <w:ins w:id="6" w:author="Alhabibi, Haider@Energy" w:date="2023-11-02T11:40:00Z">
+            <w:ins w:id="17" w:author="Alhabibi, Haider@Energy" w:date="2023-11-02T11:40:00Z">
               <w:r>
                 <w:rPr>
                   <w:rFonts w:asciiTheme="minorHAnsi" w:hAnsiTheme="minorHAnsi"/>
@@ -13715,7 +14479,25 @@
                 <w:sz w:val="18"/>
                 <w:szCs w:val="18"/>
               </w:rPr>
-              <w:t>If fresh air duct is part of the HVAC system it was not closed during the diagnostic test.</w:t>
+              <w:t xml:space="preserve">If fresh air duct is part of the HVAC </w:t>
+            </w:r>
+            <w:proofErr w:type="gramStart"/>
+            <w:r>
+              <w:rPr>
+                <w:rFonts w:asciiTheme="minorHAnsi" w:hAnsiTheme="minorHAnsi"/>
+                <w:sz w:val="18"/>
+                <w:szCs w:val="18"/>
+              </w:rPr>
+              <w:t>system</w:t>
+            </w:r>
+            <w:proofErr w:type="gramEnd"/>
+            <w:r>
+              <w:rPr>
+                <w:rFonts w:asciiTheme="minorHAnsi" w:hAnsiTheme="minorHAnsi"/>
+                <w:sz w:val="18"/>
+                <w:szCs w:val="18"/>
+              </w:rPr>
+              <w:t xml:space="preserve"> it was not closed during the diagnostic test.</w:t>
             </w:r>
           </w:p>
         </w:tc>
@@ -18755,39 +19537,17 @@
 </file>
 
 <file path=customXml/item1.xml><?xml version="1.0" encoding="utf-8"?>
-<p:properties xmlns:p="http://schemas.microsoft.com/office/2006/metadata/properties" xmlns:xsi="http://www.w3.org/2001/XMLSchema-instance" xmlns:pc="http://schemas.microsoft.com/office/infopath/2007/PartnerControls">
-  <documentManagement>
-    <b26d xmlns="785685f2-c2e1-4352-89aa-3faca8eaba52" xsi:nil="true"/>
-    <DateCCOReviewed xmlns="785685f2-c2e1-4352-89aa-3faca8eaba52" xsi:nil="true"/>
-    <oawc xmlns="785685f2-c2e1-4352-89aa-3faca8eaba52" xsi:nil="true"/>
-    <sipv xmlns="785685f2-c2e1-4352-89aa-3faca8eaba52" xsi:nil="true"/>
-    <_x0074_mv6 xmlns="785685f2-c2e1-4352-89aa-3faca8eaba52">
-      <UserInfo>
-        <DisplayName/>
-        <AccountId xsi:nil="true"/>
-        <AccountType/>
-      </UserInfo>
-    </_x0074_mv6>
-    <CCOReviewr xmlns="785685f2-c2e1-4352-89aa-3faca8eaba52" xsi:nil="true"/>
-    <TaxCatchAll xmlns="5067c814-4b34-462c-a21d-c185ff6548d2" xsi:nil="true"/>
-    <lcf76f155ced4ddcb4097134ff3c332f xmlns="785685f2-c2e1-4352-89aa-3faca8eaba52">
-      <Terms xmlns="http://schemas.microsoft.com/office/infopath/2007/PartnerControls"/>
-    </lcf76f155ced4ddcb4097134ff3c332f>
-  </documentManagement>
-</p:properties>
+<?mso-contentType ?>
+<FormTemplates xmlns="http://schemas.microsoft.com/sharepoint/v3/contenttype/forms">
+  <Display>DocumentLibraryForm</Display>
+  <Edit>DocumentLibraryForm</Edit>
+  <New>DocumentLibraryForm</New>
+</FormTemplates>
 </file>
 
 <file path=customXml/item2.xml><?xml version="1.0" encoding="utf-8"?>
-<b:Sources xmlns:b="http://schemas.openxmlformats.org/officeDocument/2006/bibliography" xmlns="http://schemas.openxmlformats.org/officeDocument/2006/bibliography" SelectedStyle="\APA.XSL" StyleName="APA Fifth Edition"/>
-</file>
-
-<file path=customXml/item3.xml><?xml version="1.0" encoding="utf-8"?>
-<b:Sources xmlns:b="http://schemas.openxmlformats.org/officeDocument/2006/bibliography" xmlns="http://schemas.openxmlformats.org/officeDocument/2006/bibliography" SelectedStyle="\APA.XSL" StyleName="APA Fifth Edition"/>
-</file>
-
-<file path=customXml/item4.xml><?xml version="1.0" encoding="utf-8"?>
-<ct:contentTypeSchema xmlns:ct="http://schemas.microsoft.com/office/2006/metadata/contentType" xmlns:ma="http://schemas.microsoft.com/office/2006/metadata/properties/metaAttributes" ct:_="" ma:_="" ma:contentTypeName="Document" ma:contentTypeID="0x01010061DC9A153AAEEE45BACE06E01F8272AC" ma:contentTypeVersion="21" ma:contentTypeDescription="Create a new document." ma:contentTypeScope="" ma:versionID="88efdf97b65d09c9d0c7bbf944c2dedf">
-  <xsd:schema xmlns:xsd="http://www.w3.org/2001/XMLSchema" xmlns:xs="http://www.w3.org/2001/XMLSchema" xmlns:p="http://schemas.microsoft.com/office/2006/metadata/properties" xmlns:ns2="785685f2-c2e1-4352-89aa-3faca8eaba52" xmlns:ns3="5067c814-4b34-462c-a21d-c185ff6548d2" targetNamespace="http://schemas.microsoft.com/office/2006/metadata/properties" ma:root="true" ma:fieldsID="ea7966bcb5d37bb36b188e4d473f173a" ns2:_="" ns3:_="">
+<ct:contentTypeSchema xmlns:ct="http://schemas.microsoft.com/office/2006/metadata/contentType" xmlns:ma="http://schemas.microsoft.com/office/2006/metadata/properties/metaAttributes" ct:_="" ma:_="" ma:contentTypeName="Document" ma:contentTypeID="0x01010061DC9A153AAEEE45BACE06E01F8272AC" ma:contentTypeVersion="22" ma:contentTypeDescription="Create a new document." ma:contentTypeScope="" ma:versionID="f385d176d2edce8649242d2577021922">
+  <xsd:schema xmlns:xsd="http://www.w3.org/2001/XMLSchema" xmlns:xs="http://www.w3.org/2001/XMLSchema" xmlns:p="http://schemas.microsoft.com/office/2006/metadata/properties" xmlns:ns2="785685f2-c2e1-4352-89aa-3faca8eaba52" xmlns:ns3="5067c814-4b34-462c-a21d-c185ff6548d2" targetNamespace="http://schemas.microsoft.com/office/2006/metadata/properties" ma:root="true" ma:fieldsID="d524efdc8979a7138db3d9a62e6dc8ef" ns2:_="" ns3:_="">
     <xsd:import namespace="785685f2-c2e1-4352-89aa-3faca8eaba52"/>
     <xsd:import namespace="5067c814-4b34-462c-a21d-c185ff6548d2"/>
     <xsd:element name="properties">
@@ -18816,6 +19576,7 @@
                 <xsd:element ref="ns2:lcf76f155ced4ddcb4097134ff3c332f" minOccurs="0"/>
                 <xsd:element ref="ns3:TaxCatchAll" minOccurs="0"/>
                 <xsd:element ref="ns2:MediaServiceObjectDetectorVersions" minOccurs="0"/>
+                <xsd:element ref="ns2:MediaServiceSearchProperties" minOccurs="0"/>
               </xsd:all>
             </xsd:complexType>
           </xsd:element>
@@ -18931,6 +19692,11 @@
     <xsd:element name="MediaServiceObjectDetectorVersions" ma:index="28" nillable="true" ma:displayName="MediaServiceObjectDetectorVersions" ma:hidden="true" ma:indexed="true" ma:internalName="MediaServiceObjectDetectorVersions" ma:readOnly="true">
       <xsd:simpleType>
         <xsd:restriction base="dms:Text"/>
+      </xsd:simpleType>
+    </xsd:element>
+    <xsd:element name="MediaServiceSearchProperties" ma:index="29" nillable="true" ma:displayName="MediaServiceSearchProperties" ma:hidden="true" ma:internalName="MediaServiceSearchProperties" ma:readOnly="true">
+      <xsd:simpleType>
+        <xsd:restriction base="dms:Note"/>
       </xsd:simpleType>
     </xsd:element>
   </xsd:schema>
@@ -19074,32 +19840,47 @@
 </ct:contentTypeSchema>
 </file>
 
+<file path=customXml/item3.xml><?xml version="1.0" encoding="utf-8"?>
+<b:Sources xmlns:b="http://schemas.openxmlformats.org/officeDocument/2006/bibliography" xmlns="http://schemas.openxmlformats.org/officeDocument/2006/bibliography" SelectedStyle="\APA.XSL" StyleName="APA Fifth Edition"/>
+</file>
+
+<file path=customXml/item4.xml><?xml version="1.0" encoding="utf-8"?>
+<b:Sources xmlns:b="http://schemas.openxmlformats.org/officeDocument/2006/bibliography" xmlns="http://schemas.openxmlformats.org/officeDocument/2006/bibliography" SelectedStyle="\APA.XSL" StyleName="APA Fifth Edition"/>
+</file>
+
 <file path=customXml/item5.xml><?xml version="1.0" encoding="utf-8"?>
-<?mso-contentType ?>
-<FormTemplates xmlns="http://schemas.microsoft.com/sharepoint/v3/contenttype/forms">
-  <Display>DocumentLibraryForm</Display>
-  <Edit>DocumentLibraryForm</Edit>
-  <New>DocumentLibraryForm</New>
-</FormTemplates>
+<p:properties xmlns:p="http://schemas.microsoft.com/office/2006/metadata/properties" xmlns:xsi="http://www.w3.org/2001/XMLSchema-instance" xmlns:pc="http://schemas.microsoft.com/office/infopath/2007/PartnerControls">
+  <documentManagement>
+    <b26d xmlns="785685f2-c2e1-4352-89aa-3faca8eaba52" xsi:nil="true"/>
+    <DateCCOReviewed xmlns="785685f2-c2e1-4352-89aa-3faca8eaba52" xsi:nil="true"/>
+    <oawc xmlns="785685f2-c2e1-4352-89aa-3faca8eaba52" xsi:nil="true"/>
+    <sipv xmlns="785685f2-c2e1-4352-89aa-3faca8eaba52" xsi:nil="true"/>
+    <_x0074_mv6 xmlns="785685f2-c2e1-4352-89aa-3faca8eaba52">
+      <UserInfo>
+        <DisplayName/>
+        <AccountId xsi:nil="true"/>
+        <AccountType/>
+      </UserInfo>
+    </_x0074_mv6>
+    <CCOReviewr xmlns="785685f2-c2e1-4352-89aa-3faca8eaba52" xsi:nil="true"/>
+    <TaxCatchAll xmlns="5067c814-4b34-462c-a21d-c185ff6548d2" xsi:nil="true"/>
+    <lcf76f155ced4ddcb4097134ff3c332f xmlns="785685f2-c2e1-4352-89aa-3faca8eaba52">
+      <Terms xmlns="http://schemas.microsoft.com/office/infopath/2007/PartnerControls"/>
+    </lcf76f155ced4ddcb4097134ff3c332f>
+  </documentManagement>
+</p:properties>
 </file>
 
 <file path=customXml/itemProps1.xml><?xml version="1.0" encoding="utf-8"?>
-<ds:datastoreItem xmlns:ds="http://schemas.openxmlformats.org/officeDocument/2006/customXml" ds:itemID="{1EEADBF2-AE41-4696-BB1F-627B81B120A2}">
+<ds:datastoreItem xmlns:ds="http://schemas.openxmlformats.org/officeDocument/2006/customXml" ds:itemID="{DF44994B-DBBD-46BA-AFC1-AC691AB14DB0}">
   <ds:schemaRefs>
-    <ds:schemaRef ds:uri="http://schemas.microsoft.com/office/2006/metadata/properties"/>
-    <ds:schemaRef ds:uri="http://schemas.microsoft.com/office/infopath/2007/PartnerControls"/>
-    <ds:schemaRef ds:uri="785685f2-c2e1-4352-89aa-3faca8eaba52"/>
-    <ds:schemaRef ds:uri="5067c814-4b34-462c-a21d-c185ff6548d2"/>
+    <ds:schemaRef ds:uri="http://schemas.microsoft.com/sharepoint/v3/contenttype/forms"/>
   </ds:schemaRefs>
 </ds:datastoreItem>
 </file>
 
 <file path=customXml/itemProps2.xml><?xml version="1.0" encoding="utf-8"?>
-<ds:datastoreItem xmlns:ds="http://schemas.openxmlformats.org/officeDocument/2006/customXml" ds:itemID="{12C76F42-BF0C-4CD9-9ADF-82E4E4503496}">
-  <ds:schemaRefs>
-    <ds:schemaRef ds:uri="http://schemas.openxmlformats.org/officeDocument/2006/bibliography"/>
-  </ds:schemaRefs>
-</ds:datastoreItem>
+<ds:datastoreItem xmlns:ds="http://schemas.openxmlformats.org/officeDocument/2006/customXml" ds:itemID="{81BEED86-9F10-4E8B-9C8B-FFA5A91347A4}"/>
 </file>
 
 <file path=customXml/itemProps3.xml><?xml version="1.0" encoding="utf-8"?>
@@ -19111,28 +19892,20 @@
 </file>
 
 <file path=customXml/itemProps4.xml><?xml version="1.0" encoding="utf-8"?>
-<ds:datastoreItem xmlns:ds="http://schemas.openxmlformats.org/officeDocument/2006/customXml" ds:itemID="{800AEEBB-3A63-4002-B118-BD83FDFA2D64}">
+<ds:datastoreItem xmlns:ds="http://schemas.openxmlformats.org/officeDocument/2006/customXml" ds:itemID="{12C76F42-BF0C-4CD9-9ADF-82E4E4503496}">
   <ds:schemaRefs>
-    <ds:schemaRef ds:uri="http://schemas.microsoft.com/office/2006/metadata/contentType"/>
-    <ds:schemaRef ds:uri="http://schemas.microsoft.com/office/2006/metadata/properties/metaAttributes"/>
-    <ds:schemaRef ds:uri="http://www.w3.org/2001/XMLSchema"/>
-    <ds:schemaRef ds:uri="http://schemas.microsoft.com/office/2006/metadata/properties"/>
-    <ds:schemaRef ds:uri="785685f2-c2e1-4352-89aa-3faca8eaba52"/>
-    <ds:schemaRef ds:uri="5067c814-4b34-462c-a21d-c185ff6548d2"/>
-    <ds:schemaRef ds:uri="http://schemas.microsoft.com/office/2006/documentManagement/types"/>
-    <ds:schemaRef ds:uri="http://schemas.microsoft.com/office/infopath/2007/PartnerControls"/>
-    <ds:schemaRef ds:uri="http://schemas.openxmlformats.org/package/2006/metadata/core-properties"/>
-    <ds:schemaRef ds:uri="http://purl.org/dc/elements/1.1/"/>
-    <ds:schemaRef ds:uri="http://purl.org/dc/terms/"/>
-    <ds:schemaRef ds:uri="http://schemas.microsoft.com/internal/obd"/>
+    <ds:schemaRef ds:uri="http://schemas.openxmlformats.org/officeDocument/2006/bibliography"/>
   </ds:schemaRefs>
 </ds:datastoreItem>
 </file>
 
 <file path=customXml/itemProps5.xml><?xml version="1.0" encoding="utf-8"?>
-<ds:datastoreItem xmlns:ds="http://schemas.openxmlformats.org/officeDocument/2006/customXml" ds:itemID="{DF44994B-DBBD-46BA-AFC1-AC691AB14DB0}">
+<ds:datastoreItem xmlns:ds="http://schemas.openxmlformats.org/officeDocument/2006/customXml" ds:itemID="{1EEADBF2-AE41-4696-BB1F-627B81B120A2}">
   <ds:schemaRefs>
-    <ds:schemaRef ds:uri="http://schemas.microsoft.com/sharepoint/v3/contenttype/forms"/>
+    <ds:schemaRef ds:uri="http://schemas.microsoft.com/office/2006/metadata/properties"/>
+    <ds:schemaRef ds:uri="http://schemas.microsoft.com/office/infopath/2007/PartnerControls"/>
+    <ds:schemaRef ds:uri="785685f2-c2e1-4352-89aa-3faca8eaba52"/>
+    <ds:schemaRef ds:uri="5067c814-4b34-462c-a21d-c185ff6548d2"/>
   </ds:schemaRefs>
 </ds:datastoreItem>
 </file>